--- a/tuan3/nguyenducduy_doc.docx
+++ b/tuan3/nguyenducduy_doc.docx
@@ -1,6 +1,6 @@
 
 <file path=word/document.xml><?xml version="1.0" encoding="utf-8"?>
-<w:document xmlns:wpc="http://schemas.microsoft.com/office/word/2010/wordprocessingCanvas" xmlns:mc="http://schemas.openxmlformats.org/markup-compatibility/2006" xmlns:o="urn:schemas-microsoft-com:office:office" xmlns:r="http://schemas.openxmlformats.org/officeDocument/2006/relationships" xmlns:m="http://schemas.openxmlformats.org/officeDocument/2006/math" xmlns:v="urn:schemas-microsoft-com:vml" xmlns:wp14="http://schemas.microsoft.com/office/word/2010/wordprocessingDrawing" xmlns:wp="http://schemas.openxmlformats.org/drawingml/2006/wordprocessingDrawing" xmlns:w10="urn:schemas-microsoft-com:office:word" xmlns:w="http://schemas.openxmlformats.org/wordprocessingml/2006/main" xmlns:w14="http://schemas.microsoft.com/office/word/2010/wordml" xmlns:w15="http://schemas.microsoft.com/office/word/2012/wordml" xmlns:wpg="http://schemas.microsoft.com/office/word/2010/wordprocessingGroup" xmlns:wpi="http://schemas.microsoft.com/office/word/2010/wordprocessingInk" xmlns:wne="http://schemas.microsoft.com/office/word/2006/wordml" xmlns:wps="http://schemas.microsoft.com/office/word/2010/wordprocessingShape" mc:Ignorable="w14 w15 wp14">
+<w:document xmlns:wpc="http://schemas.microsoft.com/office/word/2010/wordprocessingCanvas" xmlns:cx="http://schemas.microsoft.com/office/drawing/2014/chartex" xmlns:cx1="http://schemas.microsoft.com/office/drawing/2015/9/8/chartex" xmlns:cx2="http://schemas.microsoft.com/office/drawing/2015/10/21/chartex" xmlns:cx3="http://schemas.microsoft.com/office/drawing/2016/5/9/chartex" xmlns:cx4="http://schemas.microsoft.com/office/drawing/2016/5/10/chartex" xmlns:cx5="http://schemas.microsoft.com/office/drawing/2016/5/11/chartex" xmlns:cx6="http://schemas.microsoft.com/office/drawing/2016/5/12/chartex" xmlns:cx7="http://schemas.microsoft.com/office/drawing/2016/5/13/chartex" xmlns:cx8="http://schemas.microsoft.com/office/drawing/2016/5/14/chartex" xmlns:mc="http://schemas.openxmlformats.org/markup-compatibility/2006" xmlns:aink="http://schemas.microsoft.com/office/drawing/2016/ink" xmlns:am3d="http://schemas.microsoft.com/office/drawing/2017/model3d" xmlns:o="urn:schemas-microsoft-com:office:office" xmlns:oel="http://schemas.microsoft.com/office/2019/extlst" xmlns:r="http://schemas.openxmlformats.org/officeDocument/2006/relationships" xmlns:m="http://schemas.openxmlformats.org/officeDocument/2006/math" xmlns:v="urn:schemas-microsoft-com:vml" xmlns:wp14="http://schemas.microsoft.com/office/word/2010/wordprocessingDrawing" xmlns:wp="http://schemas.openxmlformats.org/drawingml/2006/wordprocessingDrawing" xmlns:w10="urn:schemas-microsoft-com:office:word" xmlns:w="http://schemas.openxmlformats.org/wordprocessingml/2006/main" xmlns:w14="http://schemas.microsoft.com/office/word/2010/wordml" xmlns:w15="http://schemas.microsoft.com/office/word/2012/wordml" xmlns:w16cex="http://schemas.microsoft.com/office/word/2018/wordml/cex" xmlns:w16cid="http://schemas.microsoft.com/office/word/2016/wordml/cid" xmlns:w16="http://schemas.microsoft.com/office/word/2018/wordml" xmlns:w16du="http://schemas.microsoft.com/office/word/2023/wordml/word16du" xmlns:w16sdtdh="http://schemas.microsoft.com/office/word/2020/wordml/sdtdatahash" xmlns:w16sdtfl="http://schemas.microsoft.com/office/word/2024/wordml/sdtformatlock" xmlns:w16se="http://schemas.microsoft.com/office/word/2015/wordml/symex" xmlns:wpg="http://schemas.microsoft.com/office/word/2010/wordprocessingGroup" xmlns:wpi="http://schemas.microsoft.com/office/word/2010/wordprocessingInk" xmlns:wne="http://schemas.microsoft.com/office/word/2006/wordml" xmlns:wps="http://schemas.microsoft.com/office/word/2010/wordprocessingShape" mc:Ignorable="w14 w15 w16se w16cid w16 w16cex w16sdtdh w16sdtfl w16du wp14">
   <w:body>
     <w:p>
       <w:pPr>
@@ -11,13 +11,7 @@
         </w:numPr>
       </w:pPr>
       <w:r>
-        <w:t xml:space="preserve">Các chức năng của </w:t>
-      </w:r>
-      <w:r>
-        <w:t>Plugin-based Content Management System</w:t>
-      </w:r>
-      <w:r>
-        <w:t xml:space="preserve"> </w:t>
+        <w:t xml:space="preserve">Các chức năng của Plugin-based Content Management System </w:t>
       </w:r>
       <w:r>
         <w:sym w:font="Wingdings" w:char="F0E0"/>
@@ -44,9 +38,8 @@
           <w:sz w:val="20"/>
           <w:szCs w:val="20"/>
         </w:rPr>
-        <w:t>Quản lý bài viết (Post Management</w:t>
-      </w:r>
-      <w:proofErr w:type="gramStart"/>
+        <w:t>Quản lý bài viết (Post Management)</w:t>
+      </w:r>
       <w:r>
         <w:rPr>
           <w:rFonts w:ascii="Times New Roman" w:eastAsia="Times New Roman" w:hAnsi="Times New Roman" w:cs="Times New Roman"/>
@@ -54,7 +47,15 @@
           <w:sz w:val="20"/>
           <w:szCs w:val="20"/>
         </w:rPr>
-        <w:t>)</w:t>
+        <w:t xml:space="preserve"> : </w:t>
+      </w:r>
+      <w:r>
+        <w:rPr>
+          <w:rFonts w:ascii="Times New Roman" w:eastAsia="Times New Roman" w:hAnsi="Times New Roman" w:cs="Times New Roman"/>
+          <w:sz w:val="24"/>
+          <w:szCs w:val="24"/>
+        </w:rPr>
+        <w:t>Tạo bài viết mới</w:t>
       </w:r>
       <w:r>
         <w:rPr>
@@ -63,9 +64,16 @@
           <w:sz w:val="20"/>
           <w:szCs w:val="20"/>
         </w:rPr>
-        <w:t xml:space="preserve"> :</w:t>
-      </w:r>
-      <w:proofErr w:type="gramEnd"/>
+        <w:t xml:space="preserve"> ,</w:t>
+      </w:r>
+      <w:r>
+        <w:rPr>
+          <w:rFonts w:ascii="Times New Roman" w:eastAsia="Times New Roman" w:hAnsi="Times New Roman" w:cs="Times New Roman"/>
+          <w:sz w:val="24"/>
+          <w:szCs w:val="24"/>
+        </w:rPr>
+        <w:t>Chỉnh sửa bài viết</w:t>
+      </w:r>
       <w:r>
         <w:rPr>
           <w:rFonts w:ascii="Times New Roman" w:eastAsia="Times New Roman" w:hAnsi="Times New Roman" w:cs="Times New Roman"/>
@@ -73,7 +81,7 @@
           <w:sz w:val="20"/>
           <w:szCs w:val="20"/>
         </w:rPr>
-        <w:t xml:space="preserve"> </w:t>
+        <w:t xml:space="preserve"> ,</w:t>
       </w:r>
       <w:r>
         <w:rPr>
@@ -81,7 +89,7 @@
           <w:sz w:val="24"/>
           <w:szCs w:val="24"/>
         </w:rPr>
-        <w:t>Tạo bài viết mới</w:t>
+        <w:t>Xóa bài viết</w:t>
       </w:r>
       <w:r>
         <w:rPr>
@@ -98,40 +106,6 @@
           <w:sz w:val="24"/>
           <w:szCs w:val="24"/>
         </w:rPr>
-        <w:t>Chỉnh sửa bài viết</w:t>
-      </w:r>
-      <w:r>
-        <w:rPr>
-          <w:rFonts w:ascii="Times New Roman" w:eastAsia="Times New Roman" w:hAnsi="Times New Roman" w:cs="Times New Roman"/>
-          <w:bCs/>
-          <w:sz w:val="20"/>
-          <w:szCs w:val="20"/>
-        </w:rPr>
-        <w:t xml:space="preserve"> ,</w:t>
-      </w:r>
-      <w:r>
-        <w:rPr>
-          <w:rFonts w:ascii="Times New Roman" w:eastAsia="Times New Roman" w:hAnsi="Times New Roman" w:cs="Times New Roman"/>
-          <w:sz w:val="24"/>
-          <w:szCs w:val="24"/>
-        </w:rPr>
-        <w:t>Xóa bài viết</w:t>
-      </w:r>
-      <w:r>
-        <w:rPr>
-          <w:rFonts w:ascii="Times New Roman" w:eastAsia="Times New Roman" w:hAnsi="Times New Roman" w:cs="Times New Roman"/>
-          <w:bCs/>
-          <w:sz w:val="20"/>
-          <w:szCs w:val="20"/>
-        </w:rPr>
-        <w:t xml:space="preserve"> ,</w:t>
-      </w:r>
-      <w:r>
-        <w:rPr>
-          <w:rFonts w:ascii="Times New Roman" w:eastAsia="Times New Roman" w:hAnsi="Times New Roman" w:cs="Times New Roman"/>
-          <w:sz w:val="24"/>
-          <w:szCs w:val="24"/>
-        </w:rPr>
         <w:t>Hiển thị danh sách bài viết</w:t>
       </w:r>
     </w:p>
@@ -151,16 +125,7 @@
           <w:sz w:val="22"/>
           <w:szCs w:val="22"/>
         </w:rPr>
-        <w:t>Quản lý bình luận (Comment System Plugin</w:t>
-      </w:r>
-      <w:proofErr w:type="gramStart"/>
-      <w:r>
-        <w:rPr>
-          <w:b w:val="0"/>
-          <w:sz w:val="22"/>
-          <w:szCs w:val="22"/>
-        </w:rPr>
-        <w:t>)</w:t>
+        <w:t>Quản lý bình luận (Comment System Plugin)</w:t>
       </w:r>
       <w:r>
         <w:rPr>
@@ -170,46 +135,13 @@
         </w:rPr>
         <w:t xml:space="preserve"> :</w:t>
       </w:r>
-      <w:proofErr w:type="gramEnd"/>
-      <w:r>
-        <w:rPr>
-          <w:b w:val="0"/>
-          <w:sz w:val="22"/>
-          <w:szCs w:val="22"/>
-        </w:rPr>
-        <w:t>Người dùng bình luận vào bài viết</w:t>
-      </w:r>
-      <w:r>
-        <w:rPr>
-          <w:b w:val="0"/>
-          <w:sz w:val="22"/>
-          <w:szCs w:val="22"/>
-        </w:rPr>
-        <w:t xml:space="preserve"> ,</w:t>
-      </w:r>
-      <w:r>
-        <w:rPr>
-          <w:b w:val="0"/>
-          <w:sz w:val="22"/>
-          <w:szCs w:val="22"/>
-        </w:rPr>
-        <w:t>Hiển thị danh sách comment</w:t>
-      </w:r>
-      <w:r>
-        <w:rPr>
-          <w:b w:val="0"/>
-          <w:sz w:val="22"/>
-          <w:szCs w:val="22"/>
-        </w:rPr>
-        <w:t xml:space="preserve"> ,</w:t>
-      </w:r>
-      <w:r>
-        <w:rPr>
-          <w:b w:val="0"/>
-          <w:sz w:val="22"/>
-          <w:szCs w:val="22"/>
-        </w:rPr>
-        <w:t>Xóa comment</w:t>
+      <w:r>
+        <w:rPr>
+          <w:b w:val="0"/>
+          <w:sz w:val="22"/>
+          <w:szCs w:val="22"/>
+        </w:rPr>
+        <w:t>Người dùng bình luận vào bài viết ,Hiển thị danh sách comment ,Xóa comment</w:t>
       </w:r>
     </w:p>
     <w:p>
@@ -228,65 +160,7 @@
           <w:sz w:val="22"/>
           <w:szCs w:val="22"/>
         </w:rPr>
-        <w:t>Quản lý Media (Upload Image Plugin</w:t>
-      </w:r>
-      <w:proofErr w:type="gramStart"/>
-      <w:r>
-        <w:rPr>
-          <w:b w:val="0"/>
-          <w:sz w:val="22"/>
-          <w:szCs w:val="22"/>
-        </w:rPr>
-        <w:t>)</w:t>
-      </w:r>
-      <w:r>
-        <w:rPr>
-          <w:b w:val="0"/>
-          <w:sz w:val="22"/>
-          <w:szCs w:val="22"/>
-        </w:rPr>
-        <w:t xml:space="preserve"> ,</w:t>
-      </w:r>
-      <w:proofErr w:type="gramEnd"/>
-      <w:r>
-        <w:rPr>
-          <w:b w:val="0"/>
-          <w:sz w:val="22"/>
-          <w:szCs w:val="22"/>
-        </w:rPr>
-        <w:t>Upload hình ảnh</w:t>
-      </w:r>
-      <w:r>
-        <w:rPr>
-          <w:b w:val="0"/>
-          <w:sz w:val="22"/>
-          <w:szCs w:val="22"/>
-        </w:rPr>
-        <w:t xml:space="preserve"> ,</w:t>
-      </w:r>
-      <w:r>
-        <w:rPr>
-          <w:b w:val="0"/>
-          <w:sz w:val="22"/>
-          <w:szCs w:val="22"/>
-        </w:rPr>
-        <w:t>Hiển thị danh sách hình</w:t>
-      </w:r>
-      <w:r>
-        <w:rPr>
-          <w:b w:val="0"/>
-          <w:sz w:val="22"/>
-          <w:szCs w:val="22"/>
-        </w:rPr>
-        <w:t xml:space="preserve"> ,</w:t>
-      </w:r>
-      <w:r>
-        <w:rPr>
-          <w:b w:val="0"/>
-          <w:sz w:val="22"/>
-          <w:szCs w:val="22"/>
-        </w:rPr>
-        <w:t>Chèn hình vào bài viết</w:t>
+        <w:t>Quản lý Media (Upload Image Plugin) ,Upload hình ảnh ,Hiển thị danh sách hình ,Chèn hình vào bài viết</w:t>
       </w:r>
     </w:p>
     <w:p>
@@ -316,6 +190,7 @@
       <w:r>
         <w:rPr>
           <w:b w:val="0"/>
+          <w:noProof/>
           <w:sz w:val="22"/>
           <w:szCs w:val="22"/>
         </w:rPr>
@@ -404,6 +279,7 @@
       <w:r>
         <w:rPr>
           <w:b w:val="0"/>
+          <w:noProof/>
           <w:sz w:val="22"/>
           <w:szCs w:val="22"/>
         </w:rPr>
@@ -485,18 +361,302 @@
           <w:szCs w:val="22"/>
         </w:rPr>
       </w:pPr>
+      <w:r>
+        <w:rPr>
+          <w:b w:val="0"/>
+          <w:sz w:val="22"/>
+          <w:szCs w:val="22"/>
+        </w:rPr>
+        <w:lastRenderedPageBreak/>
+        <w:drawing>
+          <wp:inline distT="0" distB="0" distL="0" distR="0" wp14:anchorId="4283A7ED" wp14:editId="23C12366">
+            <wp:extent cx="5943600" cy="3025775"/>
+            <wp:effectExtent l="0" t="0" r="0" b="3175"/>
+            <wp:docPr id="566713652" name="Picture 1"/>
+            <wp:cNvGraphicFramePr>
+              <a:graphicFrameLocks xmlns:a="http://schemas.openxmlformats.org/drawingml/2006/main" noChangeAspect="1"/>
+            </wp:cNvGraphicFramePr>
+            <a:graphic xmlns:a="http://schemas.openxmlformats.org/drawingml/2006/main">
+              <a:graphicData uri="http://schemas.openxmlformats.org/drawingml/2006/picture">
+                <pic:pic xmlns:pic="http://schemas.openxmlformats.org/drawingml/2006/picture">
+                  <pic:nvPicPr>
+                    <pic:cNvPr id="566713652" name=""/>
+                    <pic:cNvPicPr/>
+                  </pic:nvPicPr>
+                  <pic:blipFill>
+                    <a:blip r:embed="rId8"/>
+                    <a:stretch>
+                      <a:fillRect/>
+                    </a:stretch>
+                  </pic:blipFill>
+                  <pic:spPr>
+                    <a:xfrm>
+                      <a:off x="0" y="0"/>
+                      <a:ext cx="5943600" cy="3025775"/>
+                    </a:xfrm>
+                    <a:prstGeom prst="rect">
+                      <a:avLst/>
+                    </a:prstGeom>
+                  </pic:spPr>
+                </pic:pic>
+              </a:graphicData>
+            </a:graphic>
+          </wp:inline>
+        </w:drawing>
+      </w:r>
     </w:p>
     <w:p>
       <w:pPr>
         <w:pStyle w:val="Heading2"/>
-        <w:rPr>
-          <w:b w:val="0"/>
-          <w:sz w:val="22"/>
-          <w:szCs w:val="22"/>
-        </w:rPr>
-      </w:pPr>
-      <w:bookmarkStart w:id="0" w:name="_GoBack"/>
-      <w:bookmarkEnd w:id="0"/>
+        <w:ind w:left="720"/>
+        <w:rPr>
+          <w:b w:val="0"/>
+          <w:sz w:val="22"/>
+          <w:szCs w:val="22"/>
+        </w:rPr>
+      </w:pPr>
+      <w:r>
+        <w:rPr>
+          <w:b w:val="0"/>
+          <w:sz w:val="22"/>
+          <w:szCs w:val="22"/>
+        </w:rPr>
+        <w:drawing>
+          <wp:inline distT="0" distB="0" distL="0" distR="0" wp14:anchorId="4FA38505" wp14:editId="760D2D98">
+            <wp:extent cx="5943600" cy="1889125"/>
+            <wp:effectExtent l="0" t="0" r="0" b="0"/>
+            <wp:docPr id="883814988" name="Picture 1"/>
+            <wp:cNvGraphicFramePr>
+              <a:graphicFrameLocks xmlns:a="http://schemas.openxmlformats.org/drawingml/2006/main" noChangeAspect="1"/>
+            </wp:cNvGraphicFramePr>
+            <a:graphic xmlns:a="http://schemas.openxmlformats.org/drawingml/2006/main">
+              <a:graphicData uri="http://schemas.openxmlformats.org/drawingml/2006/picture">
+                <pic:pic xmlns:pic="http://schemas.openxmlformats.org/drawingml/2006/picture">
+                  <pic:nvPicPr>
+                    <pic:cNvPr id="883814988" name=""/>
+                    <pic:cNvPicPr/>
+                  </pic:nvPicPr>
+                  <pic:blipFill>
+                    <a:blip r:embed="rId9"/>
+                    <a:stretch>
+                      <a:fillRect/>
+                    </a:stretch>
+                  </pic:blipFill>
+                  <pic:spPr>
+                    <a:xfrm>
+                      <a:off x="0" y="0"/>
+                      <a:ext cx="5943600" cy="1889125"/>
+                    </a:xfrm>
+                    <a:prstGeom prst="rect">
+                      <a:avLst/>
+                    </a:prstGeom>
+                  </pic:spPr>
+                </pic:pic>
+              </a:graphicData>
+            </a:graphic>
+          </wp:inline>
+        </w:drawing>
+      </w:r>
+    </w:p>
+    <w:p>
+      <w:pPr>
+        <w:pStyle w:val="Heading2"/>
+        <w:ind w:left="720"/>
+        <w:rPr>
+          <w:b w:val="0"/>
+          <w:sz w:val="22"/>
+          <w:szCs w:val="22"/>
+        </w:rPr>
+      </w:pPr>
+      <w:r>
+        <w:rPr>
+          <w:b w:val="0"/>
+          <w:sz w:val="22"/>
+          <w:szCs w:val="22"/>
+        </w:rPr>
+        <w:drawing>
+          <wp:inline distT="0" distB="0" distL="0" distR="0" wp14:anchorId="6116C31D" wp14:editId="2A47CF67">
+            <wp:extent cx="5943600" cy="2719070"/>
+            <wp:effectExtent l="0" t="0" r="0" b="5080"/>
+            <wp:docPr id="26345535" name="Picture 1"/>
+            <wp:cNvGraphicFramePr>
+              <a:graphicFrameLocks xmlns:a="http://schemas.openxmlformats.org/drawingml/2006/main" noChangeAspect="1"/>
+            </wp:cNvGraphicFramePr>
+            <a:graphic xmlns:a="http://schemas.openxmlformats.org/drawingml/2006/main">
+              <a:graphicData uri="http://schemas.openxmlformats.org/drawingml/2006/picture">
+                <pic:pic xmlns:pic="http://schemas.openxmlformats.org/drawingml/2006/picture">
+                  <pic:nvPicPr>
+                    <pic:cNvPr id="26345535" name=""/>
+                    <pic:cNvPicPr/>
+                  </pic:nvPicPr>
+                  <pic:blipFill>
+                    <a:blip r:embed="rId10"/>
+                    <a:stretch>
+                      <a:fillRect/>
+                    </a:stretch>
+                  </pic:blipFill>
+                  <pic:spPr>
+                    <a:xfrm>
+                      <a:off x="0" y="0"/>
+                      <a:ext cx="5943600" cy="2719070"/>
+                    </a:xfrm>
+                    <a:prstGeom prst="rect">
+                      <a:avLst/>
+                    </a:prstGeom>
+                  </pic:spPr>
+                </pic:pic>
+              </a:graphicData>
+            </a:graphic>
+          </wp:inline>
+        </w:drawing>
+      </w:r>
+    </w:p>
+    <w:p>
+      <w:pPr>
+        <w:pStyle w:val="Heading2"/>
+        <w:ind w:left="720"/>
+        <w:rPr>
+          <w:b w:val="0"/>
+          <w:sz w:val="22"/>
+          <w:szCs w:val="22"/>
+        </w:rPr>
+      </w:pPr>
+    </w:p>
+    <w:p>
+      <w:pPr>
+        <w:pStyle w:val="Heading2"/>
+        <w:ind w:left="720"/>
+        <w:rPr>
+          <w:b w:val="0"/>
+          <w:sz w:val="22"/>
+          <w:szCs w:val="22"/>
+        </w:rPr>
+      </w:pPr>
+      <w:r>
+        <w:rPr>
+          <w:b w:val="0"/>
+          <w:sz w:val="22"/>
+          <w:szCs w:val="22"/>
+        </w:rPr>
+        <w:t>Câu 5:</w:t>
+      </w:r>
+    </w:p>
+    <w:p>
+      <w:pPr>
+        <w:pStyle w:val="Heading2"/>
+        <w:ind w:left="720"/>
+        <w:rPr>
+          <w:b w:val="0"/>
+          <w:sz w:val="22"/>
+          <w:szCs w:val="22"/>
+        </w:rPr>
+      </w:pPr>
+      <w:r>
+        <w:rPr>
+          <w:b w:val="0"/>
+          <w:sz w:val="22"/>
+          <w:szCs w:val="22"/>
+        </w:rPr>
+        <w:drawing>
+          <wp:inline distT="0" distB="0" distL="0" distR="0" wp14:anchorId="39932D15" wp14:editId="585F24AF">
+            <wp:extent cx="5943600" cy="3342005"/>
+            <wp:effectExtent l="0" t="0" r="0" b="0"/>
+            <wp:docPr id="1983584813" name="Picture 1"/>
+            <wp:cNvGraphicFramePr>
+              <a:graphicFrameLocks xmlns:a="http://schemas.openxmlformats.org/drawingml/2006/main" noChangeAspect="1"/>
+            </wp:cNvGraphicFramePr>
+            <a:graphic xmlns:a="http://schemas.openxmlformats.org/drawingml/2006/main">
+              <a:graphicData uri="http://schemas.openxmlformats.org/drawingml/2006/picture">
+                <pic:pic xmlns:pic="http://schemas.openxmlformats.org/drawingml/2006/picture">
+                  <pic:nvPicPr>
+                    <pic:cNvPr id="1983584813" name=""/>
+                    <pic:cNvPicPr/>
+                  </pic:nvPicPr>
+                  <pic:blipFill>
+                    <a:blip r:embed="rId11"/>
+                    <a:stretch>
+                      <a:fillRect/>
+                    </a:stretch>
+                  </pic:blipFill>
+                  <pic:spPr>
+                    <a:xfrm>
+                      <a:off x="0" y="0"/>
+                      <a:ext cx="5943600" cy="3342005"/>
+                    </a:xfrm>
+                    <a:prstGeom prst="rect">
+                      <a:avLst/>
+                    </a:prstGeom>
+                  </pic:spPr>
+                </pic:pic>
+              </a:graphicData>
+            </a:graphic>
+          </wp:inline>
+        </w:drawing>
+      </w:r>
+    </w:p>
+    <w:p>
+      <w:pPr>
+        <w:pStyle w:val="Heading2"/>
+        <w:ind w:left="720"/>
+        <w:rPr>
+          <w:b w:val="0"/>
+          <w:sz w:val="22"/>
+          <w:szCs w:val="22"/>
+        </w:rPr>
+      </w:pPr>
+    </w:p>
+    <w:p>
+      <w:pPr>
+        <w:pStyle w:val="Heading2"/>
+        <w:ind w:left="720"/>
+        <w:rPr>
+          <w:b w:val="0"/>
+          <w:sz w:val="22"/>
+          <w:szCs w:val="22"/>
+        </w:rPr>
+      </w:pPr>
+      <w:r>
+        <w:rPr>
+          <w:b w:val="0"/>
+          <w:sz w:val="22"/>
+          <w:szCs w:val="22"/>
+        </w:rPr>
+        <w:drawing>
+          <wp:inline distT="0" distB="0" distL="0" distR="0" wp14:anchorId="37ABCC9F" wp14:editId="695A33EC">
+            <wp:extent cx="5943600" cy="1737360"/>
+            <wp:effectExtent l="0" t="0" r="0" b="0"/>
+            <wp:docPr id="340946658" name="Picture 1"/>
+            <wp:cNvGraphicFramePr>
+              <a:graphicFrameLocks xmlns:a="http://schemas.openxmlformats.org/drawingml/2006/main" noChangeAspect="1"/>
+            </wp:cNvGraphicFramePr>
+            <a:graphic xmlns:a="http://schemas.openxmlformats.org/drawingml/2006/main">
+              <a:graphicData uri="http://schemas.openxmlformats.org/drawingml/2006/picture">
+                <pic:pic xmlns:pic="http://schemas.openxmlformats.org/drawingml/2006/picture">
+                  <pic:nvPicPr>
+                    <pic:cNvPr id="340946658" name=""/>
+                    <pic:cNvPicPr/>
+                  </pic:nvPicPr>
+                  <pic:blipFill>
+                    <a:blip r:embed="rId12"/>
+                    <a:stretch>
+                      <a:fillRect/>
+                    </a:stretch>
+                  </pic:blipFill>
+                  <pic:spPr>
+                    <a:xfrm>
+                      <a:off x="0" y="0"/>
+                      <a:ext cx="5943600" cy="1737360"/>
+                    </a:xfrm>
+                    <a:prstGeom prst="rect">
+                      <a:avLst/>
+                    </a:prstGeom>
+                  </pic:spPr>
+                </pic:pic>
+              </a:graphicData>
+            </a:graphic>
+          </wp:inline>
+        </w:drawing>
+      </w:r>
     </w:p>
     <w:sectPr>
       <w:pgSz w:w="12240" w:h="15840"/>
@@ -509,8 +669,8 @@
 </file>
 
 <file path=word/numbering.xml><?xml version="1.0" encoding="utf-8"?>
-<w:numbering xmlns:wpc="http://schemas.microsoft.com/office/word/2010/wordprocessingCanvas" xmlns:mc="http://schemas.openxmlformats.org/markup-compatibility/2006" xmlns:o="urn:schemas-microsoft-com:office:office" xmlns:r="http://schemas.openxmlformats.org/officeDocument/2006/relationships" xmlns:m="http://schemas.openxmlformats.org/officeDocument/2006/math" xmlns:v="urn:schemas-microsoft-com:vml" xmlns:wp14="http://schemas.microsoft.com/office/word/2010/wordprocessingDrawing" xmlns:wp="http://schemas.openxmlformats.org/drawingml/2006/wordprocessingDrawing" xmlns:w10="urn:schemas-microsoft-com:office:word" xmlns:w="http://schemas.openxmlformats.org/wordprocessingml/2006/main" xmlns:w14="http://schemas.microsoft.com/office/word/2010/wordml" xmlns:w15="http://schemas.microsoft.com/office/word/2012/wordml" xmlns:wpg="http://schemas.microsoft.com/office/word/2010/wordprocessingGroup" xmlns:wpi="http://schemas.microsoft.com/office/word/2010/wordprocessingInk" xmlns:wne="http://schemas.microsoft.com/office/word/2006/wordml" xmlns:wps="http://schemas.microsoft.com/office/word/2010/wordprocessingShape" mc:Ignorable="w14 w15 wp14">
-  <w:abstractNum w:abstractNumId="0">
+<w:numbering xmlns:wpc="http://schemas.microsoft.com/office/word/2010/wordprocessingCanvas" xmlns:cx="http://schemas.microsoft.com/office/drawing/2014/chartex" xmlns:cx1="http://schemas.microsoft.com/office/drawing/2015/9/8/chartex" xmlns:cx2="http://schemas.microsoft.com/office/drawing/2015/10/21/chartex" xmlns:cx3="http://schemas.microsoft.com/office/drawing/2016/5/9/chartex" xmlns:cx4="http://schemas.microsoft.com/office/drawing/2016/5/10/chartex" xmlns:cx5="http://schemas.microsoft.com/office/drawing/2016/5/11/chartex" xmlns:cx6="http://schemas.microsoft.com/office/drawing/2016/5/12/chartex" xmlns:cx7="http://schemas.microsoft.com/office/drawing/2016/5/13/chartex" xmlns:cx8="http://schemas.microsoft.com/office/drawing/2016/5/14/chartex" xmlns:mc="http://schemas.openxmlformats.org/markup-compatibility/2006" xmlns:aink="http://schemas.microsoft.com/office/drawing/2016/ink" xmlns:am3d="http://schemas.microsoft.com/office/drawing/2017/model3d" xmlns:o="urn:schemas-microsoft-com:office:office" xmlns:oel="http://schemas.microsoft.com/office/2019/extlst" xmlns:r="http://schemas.openxmlformats.org/officeDocument/2006/relationships" xmlns:m="http://schemas.openxmlformats.org/officeDocument/2006/math" xmlns:v="urn:schemas-microsoft-com:vml" xmlns:wp14="http://schemas.microsoft.com/office/word/2010/wordprocessingDrawing" xmlns:wp="http://schemas.openxmlformats.org/drawingml/2006/wordprocessingDrawing" xmlns:w10="urn:schemas-microsoft-com:office:word" xmlns:w="http://schemas.openxmlformats.org/wordprocessingml/2006/main" xmlns:w14="http://schemas.microsoft.com/office/word/2010/wordml" xmlns:w15="http://schemas.microsoft.com/office/word/2012/wordml" xmlns:w16cex="http://schemas.microsoft.com/office/word/2018/wordml/cex" xmlns:w16cid="http://schemas.microsoft.com/office/word/2016/wordml/cid" xmlns:w16="http://schemas.microsoft.com/office/word/2018/wordml" xmlns:w16du="http://schemas.microsoft.com/office/word/2023/wordml/word16du" xmlns:w16sdtdh="http://schemas.microsoft.com/office/word/2020/wordml/sdtdatahash" xmlns:w16sdtfl="http://schemas.microsoft.com/office/word/2024/wordml/sdtformatlock" xmlns:w16se="http://schemas.microsoft.com/office/word/2015/wordml/symex" xmlns:wpg="http://schemas.microsoft.com/office/word/2010/wordprocessingGroup" xmlns:wpi="http://schemas.microsoft.com/office/word/2010/wordprocessingInk" xmlns:wne="http://schemas.microsoft.com/office/word/2006/wordml" xmlns:wps="http://schemas.microsoft.com/office/word/2010/wordprocessingShape" mc:Ignorable="w14 w15 w16se w16cid w16 w16cex w16sdtdh w16sdtfl w16du wp14">
+  <w:abstractNum w:abstractNumId="0" w15:restartNumberingAfterBreak="0">
     <w:nsid w:val="0A15726D"/>
     <w:multiLevelType w:val="multilevel"/>
     <w:tmpl w:val="29DC39A8"/>
@@ -659,7 +819,7 @@
       </w:rPr>
     </w:lvl>
   </w:abstractNum>
-  <w:abstractNum w:abstractNumId="1">
+  <w:abstractNum w:abstractNumId="1" w15:restartNumberingAfterBreak="0">
     <w:nsid w:val="16FE32B7"/>
     <w:multiLevelType w:val="multilevel"/>
     <w:tmpl w:val="B5308654"/>
@@ -808,7 +968,7 @@
       </w:rPr>
     </w:lvl>
   </w:abstractNum>
-  <w:abstractNum w:abstractNumId="2">
+  <w:abstractNum w:abstractNumId="2" w15:restartNumberingAfterBreak="0">
     <w:nsid w:val="4E027B72"/>
     <w:multiLevelType w:val="hybridMultilevel"/>
     <w:tmpl w:val="110C7A72"/>
@@ -921,7 +1081,7 @@
       </w:rPr>
     </w:lvl>
   </w:abstractNum>
-  <w:abstractNum w:abstractNumId="3">
+  <w:abstractNum w:abstractNumId="3" w15:restartNumberingAfterBreak="0">
     <w:nsid w:val="52B65698"/>
     <w:multiLevelType w:val="hybridMultilevel"/>
     <w:tmpl w:val="9E36EC6E"/>
@@ -1010,7 +1170,7 @@
       </w:pPr>
     </w:lvl>
   </w:abstractNum>
-  <w:abstractNum w:abstractNumId="4">
+  <w:abstractNum w:abstractNumId="4" w15:restartNumberingAfterBreak="0">
     <w:nsid w:val="670509A0"/>
     <w:multiLevelType w:val="multilevel"/>
     <w:tmpl w:val="FBAA5360"/>
@@ -1159,7 +1319,7 @@
       </w:rPr>
     </w:lvl>
   </w:abstractNum>
-  <w:abstractNum w:abstractNumId="5">
+  <w:abstractNum w:abstractNumId="5" w15:restartNumberingAfterBreak="0">
     <w:nsid w:val="7244697B"/>
     <w:multiLevelType w:val="hybridMultilevel"/>
     <w:tmpl w:val="458EC692"/>
@@ -1272,29 +1432,29 @@
       </w:rPr>
     </w:lvl>
   </w:abstractNum>
-  <w:num w:numId="1">
+  <w:num w:numId="1" w16cid:durableId="2125732984">
     <w:abstractNumId w:val="3"/>
   </w:num>
-  <w:num w:numId="2">
+  <w:num w:numId="2" w16cid:durableId="237137608">
     <w:abstractNumId w:val="5"/>
   </w:num>
-  <w:num w:numId="3">
+  <w:num w:numId="3" w16cid:durableId="1093744531">
     <w:abstractNumId w:val="2"/>
   </w:num>
-  <w:num w:numId="4">
+  <w:num w:numId="4" w16cid:durableId="893736704">
     <w:abstractNumId w:val="0"/>
   </w:num>
-  <w:num w:numId="5">
+  <w:num w:numId="5" w16cid:durableId="2030567787">
     <w:abstractNumId w:val="4"/>
   </w:num>
-  <w:num w:numId="6">
+  <w:num w:numId="6" w16cid:durableId="782648645">
     <w:abstractNumId w:val="1"/>
   </w:num>
 </w:numbering>
 </file>
 
 <file path=word/styles.xml><?xml version="1.0" encoding="utf-8"?>
-<w:styles xmlns:mc="http://schemas.openxmlformats.org/markup-compatibility/2006" xmlns:r="http://schemas.openxmlformats.org/officeDocument/2006/relationships" xmlns:w="http://schemas.openxmlformats.org/wordprocessingml/2006/main" xmlns:w14="http://schemas.microsoft.com/office/word/2010/wordml" xmlns:w15="http://schemas.microsoft.com/office/word/2012/wordml" mc:Ignorable="w14 w15">
+<w:styles xmlns:mc="http://schemas.openxmlformats.org/markup-compatibility/2006" xmlns:r="http://schemas.openxmlformats.org/officeDocument/2006/relationships" xmlns:w="http://schemas.openxmlformats.org/wordprocessingml/2006/main" xmlns:w14="http://schemas.microsoft.com/office/word/2010/wordml" xmlns:w15="http://schemas.microsoft.com/office/word/2012/wordml" xmlns:w16cex="http://schemas.microsoft.com/office/word/2018/wordml/cex" xmlns:w16cid="http://schemas.microsoft.com/office/word/2016/wordml/cid" xmlns:w16="http://schemas.microsoft.com/office/word/2018/wordml" xmlns:w16du="http://schemas.microsoft.com/office/word/2023/wordml/word16du" xmlns:w16sdtdh="http://schemas.microsoft.com/office/word/2020/wordml/sdtdatahash" xmlns:w16sdtfl="http://schemas.microsoft.com/office/word/2024/wordml/sdtformatlock" xmlns:w16se="http://schemas.microsoft.com/office/word/2015/wordml/symex" mc:Ignorable="w14 w15 w16se w16cid w16 w16cex w16sdtdh w16sdtfl w16du">
   <w:docDefaults>
     <w:rPrDefault>
       <w:rPr>
@@ -1310,7 +1470,7 @@
       </w:pPr>
     </w:pPrDefault>
   </w:docDefaults>
-  <w:latentStyles w:defLockedState="0" w:defUIPriority="99" w:defSemiHidden="0" w:defUnhideWhenUsed="0" w:defQFormat="0" w:count="371">
+  <w:latentStyles w:defLockedState="0" w:defUIPriority="99" w:defSemiHidden="0" w:defUnhideWhenUsed="0" w:defQFormat="0" w:count="376">
     <w:lsdException w:name="Normal" w:uiPriority="0" w:qFormat="1"/>
     <w:lsdException w:name="heading 1" w:uiPriority="9" w:qFormat="1"/>
     <w:lsdException w:name="heading 2" w:semiHidden="1" w:uiPriority="9" w:unhideWhenUsed="1" w:qFormat="1"/>
@@ -1682,6 +1842,11 @@
     <w:lsdException w:name="List Table 5 Dark Accent 6" w:uiPriority="50"/>
     <w:lsdException w:name="List Table 6 Colorful Accent 6" w:uiPriority="51"/>
     <w:lsdException w:name="List Table 7 Colorful Accent 6" w:uiPriority="52"/>
+    <w:lsdException w:name="Mention" w:semiHidden="1" w:unhideWhenUsed="1"/>
+    <w:lsdException w:name="Smart Hyperlink" w:semiHidden="1" w:unhideWhenUsed="1"/>
+    <w:lsdException w:name="Hashtag" w:semiHidden="1" w:unhideWhenUsed="1"/>
+    <w:lsdException w:name="Unresolved Mention" w:semiHidden="1" w:unhideWhenUsed="1"/>
+    <w:lsdException w:name="Smart Link" w:semiHidden="1" w:unhideWhenUsed="1"/>
   </w:latentStyles>
   <w:style w:type="paragraph" w:default="1" w:styleId="Normal">
     <w:name w:val="Normal"/>
